--- a/docs/project_description/exports/scientific_paper.docx
+++ b/docs/project_description/exports/scientific_paper.docx
@@ -62,6 +62,14 @@
     </w:p>
     <w:p>
       <w:pPr>
+        <w:spacing w:after="120"/>
+      </w:pPr>
+      <w:r>
+        <w:t>Zwei Interpretationsregeln sind fuer das gesamte Paper zentral. Erstens ist ein Score im aktuellen Projektstand ein modellierter Signalzustand innerhalb eines definierten Beobachtungs- und Aggregationsschemas und kein Wahrscheinlichkeitswert fuer Regimekollaps, Krieg oder gesellschaftlichen Zusammenbruch. Zweitens ist Confidence ein Evidenzqualitaetsindikator und kein Wahrheitszertifikat. Gerade diese Trennung ist wesentlich, weil das System starke Auffaelligkeiten bewusst sichtbar laesst, auch wenn die Evidenzbasis noch lueckenhaft oder alternd ist.</w:t>
+      </w:r>
+    </w:p>
+    <w:p>
+      <w:pPr>
         <w:pStyle w:val="Heading1"/>
       </w:pPr>
       <w:r>
@@ -90,6 +98,14 @@
       </w:pPr>
       <w:r>
         <w:t>Der klassische Ergebnisraum berechnet drei Cluster: gesellschaftlich-politische Spannung, gewaltsame Eskalation und strukturelle/systemische Verwundbarkeit. Parallel dazu erzeugt der V3+-Pfad eine Multi-Source-Fusion mit sieben Gruppen. Beide Ergebnisraeume bleiben bewusst nebeneinander bestehen: Der Clusterpfad bietet Kontinuitaet und einfache Interpretierbarkeit, der Fusionpfad erweitert die Quellbreite und fuehrt Validierungs- und Event-Alignment-Diagnostik ein.</w:t>
+      </w:r>
+    </w:p>
+    <w:p>
+      <w:pPr>
+        <w:spacing w:after="120"/>
+      </w:pPr>
+      <w:r>
+        <w:t>Methodisch ist wichtig, dass diese beiden Pfade nicht gegeneinander ausgespielt werden sollten. Der Clusterpfad ist die stabilere, schneller lesbare Basissicht. Der Fusionpfad ist die breitere, diagnostisch schaerfere Erweiterung. Konvergierende Ergebnisse erhoehen die analystische Plausibilitaet; deutliche Divergenzen sind ein Review-Signal und kein automatischer Fehlerhinweis.</w:t>
       </w:r>
     </w:p>
     <w:p>
